--- a/templates/milana_conf_page_with_student_role.docx
+++ b/templates/milana_conf_page_with_student_role.docx
@@ -108,14 +108,16 @@
                 <w:b/>
                 <w:sz w:val="24"/>
                 <w:szCs w:val="24"/>
-              </w:rPr>
-            </w:pPr>
-            <w:r>
-              <w:rPr>
-                <w:rFonts w:ascii="Times New Roman" w:hAnsi="Times New Roman" w:cs="Times New Roman"/>
-                <w:b/>
-                <w:sz w:val="24"/>
-                <w:szCs w:val="24"/>
+                <w:lang w:val="en-US"/>
+              </w:rPr>
+            </w:pPr>
+            <w:r>
+              <w:rPr>
+                <w:rFonts w:ascii="Times New Roman" w:hAnsi="Times New Roman" w:cs="Times New Roman"/>
+                <w:b/>
+                <w:sz w:val="24"/>
+                <w:szCs w:val="24"/>
+                <w:lang w:val="en-US"/>
               </w:rPr>
               <w:t xml:space="preserve">№ </w:t>
             </w:r>
@@ -126,9 +128,11 @@
                 <w:b/>
                 <w:sz w:val="24"/>
                 <w:szCs w:val="24"/>
+                <w:lang w:val="en-US"/>
               </w:rPr>
               <w:t xml:space="preserve">{{ </w:t>
             </w:r>
+            <w:proofErr w:type="spellStart"/>
             <w:r>
               <w:rPr>
                 <w:rFonts w:ascii="Times New Roman" w:hAnsi="Times New Roman" w:cs="Times New Roman"/>
@@ -146,6 +150,7 @@
                 <w:b/>
                 <w:sz w:val="24"/>
                 <w:szCs w:val="24"/>
+                <w:lang w:val="en-US"/>
               </w:rPr>
               <w:t>_</w:t>
             </w:r>
@@ -159,12 +164,14 @@
               </w:rPr>
               <w:t>number</w:t>
             </w:r>
-            <w:r>
-              <w:rPr>
-                <w:rFonts w:ascii="Times New Roman" w:hAnsi="Times New Roman" w:cs="Times New Roman"/>
-                <w:b/>
-                <w:sz w:val="24"/>
-                <w:szCs w:val="24"/>
+            <w:proofErr w:type="spellEnd"/>
+            <w:r>
+              <w:rPr>
+                <w:rFonts w:ascii="Times New Roman" w:hAnsi="Times New Roman" w:cs="Times New Roman"/>
+                <w:b/>
+                <w:sz w:val="24"/>
+                <w:szCs w:val="24"/>
+                <w:lang w:val="en-US"/>
               </w:rPr>
               <w:t xml:space="preserve"> }} – {{ </w:t>
             </w:r>
@@ -184,6 +191,7 @@
                 <w:b/>
                 <w:sz w:val="24"/>
                 <w:szCs w:val="24"/>
+                <w:lang w:val="en-US"/>
               </w:rPr>
               <w:t xml:space="preserve"> }}</w:t>
             </w:r>
@@ -196,12 +204,12 @@
                 <w:b/>
                 <w:sz w:val="24"/>
                 <w:szCs w:val="24"/>
-              </w:rPr>
-            </w:pPr>
-          </w:p>
-          <w:p>
-            <w:pPr>
-              <w:spacing w:after="0" w:line="240" w:lineRule="auto"/>
+                <w:lang w:val="en-US"/>
+              </w:rPr>
+            </w:pPr>
+          </w:p>
+          <w:p>
+            <w:pPr>
               <w:ind w:left="62" w:hanging="62"/>
               <w:rPr>
                 <w:rFonts w:ascii="Times New Roman" w:hAnsi="Times New Roman" w:cs="Times New Roman"/>
@@ -297,7 +305,6 @@
           </w:p>
           <w:p>
             <w:pPr>
-              <w:spacing w:after="0" w:line="240" w:lineRule="auto"/>
               <w:ind w:left="62" w:hanging="62"/>
               <w:rPr>
                 <w:rFonts w:ascii="Times New Roman" w:hAnsi="Times New Roman" w:cs="Times New Roman"/>
@@ -418,16 +425,27 @@
                 <w:b/>
                 <w:sz w:val="24"/>
                 <w:szCs w:val="24"/>
-              </w:rPr>
-            </w:pPr>
-            <w:r>
-              <w:rPr>
-                <w:rFonts w:ascii="Times New Roman" w:hAnsi="Times New Roman" w:cs="Times New Roman"/>
-                <w:b/>
-                <w:sz w:val="24"/>
-                <w:szCs w:val="24"/>
-              </w:rPr>
-              <w:t>Должность:</w:t>
+                <w:lang w:val="en-US"/>
+              </w:rPr>
+            </w:pPr>
+            <w:r>
+              <w:rPr>
+                <w:rFonts w:ascii="Times New Roman" w:hAnsi="Times New Roman" w:cs="Times New Roman"/>
+                <w:b/>
+                <w:sz w:val="24"/>
+                <w:szCs w:val="24"/>
+              </w:rPr>
+              <w:t>Должность</w:t>
+            </w:r>
+            <w:r>
+              <w:rPr>
+                <w:rFonts w:ascii="Times New Roman" w:hAnsi="Times New Roman" w:cs="Times New Roman"/>
+                <w:b/>
+                <w:sz w:val="24"/>
+                <w:szCs w:val="24"/>
+                <w:lang w:val="en-US"/>
+              </w:rPr>
+              <w:t>:</w:t>
             </w:r>
             <w:r>
               <w:rPr>
@@ -489,6 +507,7 @@
                 <w:b/>
                 <w:sz w:val="24"/>
                 <w:szCs w:val="24"/>
+                <w:lang w:val="en-US"/>
               </w:rPr>
               <w:t>.</w:t>
             </w:r>
@@ -501,6 +520,7 @@
                 <w:b/>
                 <w:sz w:val="24"/>
                 <w:szCs w:val="24"/>
+                <w:lang w:val="en-US"/>
               </w:rPr>
             </w:pPr>
           </w:p>
@@ -1110,12 +1130,13 @@
     <w:tbl>
       <w:tblPr>
         <w:tblStyle w:val="TableGrid"/>
-        <w:tblW w:w="0" w:type="auto"/>
+        <w:tblW w:w="11333" w:type="dxa"/>
         <w:tblInd w:w="5" w:type="dxa"/>
+        <w:tblLayout w:type="fixed"/>
         <w:tblLook w:val="04A0" w:firstRow="1" w:lastRow="0" w:firstColumn="1" w:lastColumn="0" w:noHBand="0" w:noVBand="1"/>
       </w:tblPr>
       <w:tblGrid>
-        <w:gridCol w:w="11323"/>
+        <w:gridCol w:w="11333"/>
       </w:tblGrid>
       <w:tr>
         <w:trPr>
@@ -1123,7 +1144,7 @@
         </w:trPr>
         <w:tc>
           <w:tcPr>
-            <w:tcW w:w="11328" w:type="dxa"/>
+            <w:tcW w:w="11333" w:type="dxa"/>
             <w:tcBorders>
               <w:top w:val="single" w:sz="4" w:space="0" w:color="auto"/>
               <w:left w:val="single" w:sz="4" w:space="0" w:color="auto"/>
@@ -1258,6 +1279,7 @@
                 <w:insideH w:val="single" w:sz="12" w:space="0" w:color="2F5496" w:themeColor="accent1" w:themeShade="BF"/>
                 <w:insideV w:val="single" w:sz="12" w:space="0" w:color="2F5496" w:themeColor="accent1" w:themeShade="BF"/>
               </w:tblBorders>
+              <w:tblLayout w:type="fixed"/>
               <w:tblLook w:val="04A0" w:firstRow="1" w:lastRow="0" w:firstColumn="1" w:lastColumn="0" w:noHBand="0" w:noVBand="1"/>
             </w:tblPr>
             <w:tblGrid>
